--- a/docx_resources/Вечірня-Утреня/В,У - Мінея/12-Грудень/29-__-младенців.docx
+++ b/docx_resources/Вечірня-Утреня/В,У - Мінея/12-Грудень/29-__-младенців.docx
@@ -61,6 +61,7 @@
         <w:rPr>
           <w:rFonts w:ascii="Times New Roman" w:hAnsi="Times New Roman" w:cs="Times New Roman"/>
           <w:b/>
+          <w:sz w:val="24"/>
         </w:rPr>
         <w:t>ВЕЧІРНЯ</w:t>
       </w:r>
@@ -1401,6 +1402,7 @@
           <w:b/>
           <w:i/>
           <w:color w:val="FF0000"/>
+          <w:sz w:val="24"/>
           <w:lang w:val="uk-UA"/>
         </w:rPr>
         <w:t>Вечірні молитви</w:t>
@@ -3219,6 +3221,7 @@
           <w:b/>
           <w:i/>
           <w:color w:val="FF0000"/>
+          <w:sz w:val="24"/>
           <w:lang w:val="uk-UA"/>
         </w:rPr>
         <w:t>Стихири</w:t>
@@ -3971,6 +3974,7 @@
           <w:b/>
           <w:i/>
           <w:color w:val="FF0000"/>
+          <w:sz w:val="24"/>
           <w:lang w:val="uk-UA"/>
         </w:rPr>
         <w:t>Прокімен</w:t>
@@ -4097,6 +4101,7 @@
           <w:b/>
           <w:i/>
           <w:color w:val="FF0000"/>
+          <w:sz w:val="24"/>
           <w:lang w:val="uk-UA"/>
         </w:rPr>
         <w:t>Сподоби, Господи</w:t>
@@ -4343,6 +4348,7 @@
           <w:b/>
           <w:i/>
           <w:color w:val="FF0000"/>
+          <w:sz w:val="24"/>
           <w:lang w:val="uk-UA"/>
         </w:rPr>
         <w:t>Прохальна єктенія</w:t>
@@ -5606,6 +5612,7 @@
           <w:b/>
           <w:i/>
           <w:color w:val="FF0000"/>
+          <w:sz w:val="24"/>
           <w:lang w:val="uk-UA"/>
         </w:rPr>
         <w:t>Пісня Симеона</w:t>
@@ -5969,6 +5976,7 @@
           <w:b/>
           <w:i/>
           <w:color w:val="FF0000"/>
+          <w:sz w:val="24"/>
           <w:lang w:val="uk-UA"/>
         </w:rPr>
         <w:t>Тропарі</w:t>
@@ -6099,6 +6107,7 @@
           <w:b/>
           <w:i/>
           <w:color w:val="FF0000"/>
+          <w:sz w:val="24"/>
           <w:lang w:val="uk-UA"/>
         </w:rPr>
         <w:t>Єктенія усильного благання</w:t>
@@ -6985,6 +6994,7 @@
           <w:b/>
           <w:i/>
           <w:color w:val="FF0000"/>
+          <w:sz w:val="24"/>
           <w:lang w:val="uk-UA"/>
         </w:rPr>
         <w:t>Після Вечірні</w:t>
@@ -7093,6 +7103,7 @@
         <w:rPr>
           <w:rFonts w:ascii="Times New Roman" w:hAnsi="Times New Roman" w:cs="Times New Roman"/>
           <w:b/>
+          <w:sz w:val="24"/>
         </w:rPr>
         <w:t>УТРЕНЯ</w:t>
       </w:r>
@@ -9719,6 +9730,7 @@
           <w:b/>
           <w:i/>
           <w:color w:val="FF0000"/>
+          <w:sz w:val="24"/>
           <w:lang w:val="uk-UA"/>
         </w:rPr>
         <w:t>Утренні молитви</w:t>
@@ -11037,6 +11049,7 @@
           <w:b/>
           <w:i/>
           <w:color w:val="FF0000"/>
+          <w:sz w:val="24"/>
           <w:lang w:val="uk-UA"/>
         </w:rPr>
         <w:t>Бог Господь...</w:t>
@@ -11046,6 +11059,7 @@
           <w:rFonts w:ascii="Times New Roman" w:hAnsi="Times New Roman"/>
           <w:i/>
           <w:color w:val="FF0000"/>
+          <w:sz w:val="24"/>
           <w:lang w:val="uk-UA"/>
         </w:rPr>
         <w:t xml:space="preserve"> (Пс. 117), глас 4</w:t>
@@ -11290,6 +11304,7 @@
           <w:b/>
           <w:i/>
           <w:color w:val="FF0000"/>
+          <w:sz w:val="24"/>
           <w:lang w:val="uk-UA"/>
         </w:rPr>
         <w:t>Тропарі</w:t>
@@ -11525,6 +11540,7 @@
           <w:b/>
           <w:i/>
           <w:color w:val="FF0000"/>
+          <w:sz w:val="24"/>
           <w:lang w:val="uk-UA"/>
         </w:rPr>
         <w:t>Мала єктенія</w:t>
@@ -11846,6 +11862,7 @@
           <w:b/>
           <w:i/>
           <w:color w:val="FF0000"/>
+          <w:sz w:val="24"/>
           <w:lang w:val="uk-UA"/>
         </w:rPr>
         <w:t>Перший сідальний</w:t>
@@ -12006,6 +12023,7 @@
           <w:b/>
           <w:i/>
           <w:color w:val="FF0000"/>
+          <w:sz w:val="24"/>
           <w:lang w:val="uk-UA"/>
         </w:rPr>
         <w:t>Мала єктенія</w:t>
@@ -12327,6 +12345,7 @@
           <w:b/>
           <w:i/>
           <w:color w:val="FF0000"/>
+          <w:sz w:val="24"/>
           <w:lang w:val="uk-UA"/>
         </w:rPr>
         <w:t>Другий сідальний</w:t>
@@ -12456,6 +12475,7 @@
           <w:b/>
           <w:i/>
           <w:color w:val="FF0000"/>
+          <w:sz w:val="24"/>
           <w:lang w:val="uk-UA"/>
         </w:rPr>
         <w:t>Псалом 50</w:t>
@@ -13453,6 +13473,7 @@
           <w:b/>
           <w:i/>
           <w:color w:val="FF0000"/>
+          <w:sz w:val="24"/>
           <w:lang w:val="uk-UA"/>
         </w:rPr>
         <w:t>Мала єктенія</w:t>
@@ -14395,6 +14416,7 @@
           <w:b/>
           <w:i/>
           <w:color w:val="FF0000"/>
+          <w:sz w:val="24"/>
           <w:lang w:val="uk-UA"/>
         </w:rPr>
         <w:t>Мала єктенія</w:t>
@@ -15280,6 +15302,7 @@
           <w:b/>
           <w:i/>
           <w:color w:val="FF0000"/>
+          <w:sz w:val="24"/>
           <w:lang w:val="uk-UA"/>
         </w:rPr>
         <w:t>Пісня Богородиці</w:t>
@@ -15781,6 +15804,7 @@
           <w:b/>
           <w:i/>
           <w:color w:val="FF0000"/>
+          <w:sz w:val="24"/>
           <w:lang w:val="uk-UA"/>
         </w:rPr>
         <w:t>Мала єктенія</w:t>
@@ -16102,6 +16126,7 @@
           <w:b/>
           <w:i/>
           <w:color w:val="FF0000"/>
+          <w:sz w:val="24"/>
           <w:lang w:val="uk-UA"/>
         </w:rPr>
         <w:t>Світильний</w:t>
@@ -16868,6 +16893,7 @@
           <w:b/>
           <w:i/>
           <w:color w:val="FF0000"/>
+          <w:sz w:val="24"/>
           <w:lang w:val="uk-UA"/>
         </w:rPr>
         <w:t>Мале славослов'я</w:t>
@@ -17445,6 +17471,7 @@
           <w:b/>
           <w:i/>
           <w:color w:val="FF0000"/>
+          <w:sz w:val="24"/>
           <w:lang w:val="uk-UA"/>
         </w:rPr>
         <w:t>Прохальна єктенія</w:t>
@@ -18992,6 +19019,7 @@
           <w:b/>
           <w:i/>
           <w:color w:val="FF0000"/>
+          <w:sz w:val="24"/>
           <w:lang w:val="uk-UA"/>
         </w:rPr>
         <w:t>Тропарі</w:t>
@@ -19122,6 +19150,7 @@
           <w:b/>
           <w:i/>
           <w:color w:val="FF0000"/>
+          <w:sz w:val="24"/>
           <w:lang w:val="uk-UA"/>
         </w:rPr>
         <w:t>Єктенія усильного благання</w:t>
